--- a/experiments/m3_action_dim/m3_writeup.docx
+++ b/experiments/m3_action_dim/m3_writeup.docx
@@ -97,7 +97,7 @@
           <w:rFonts w:ascii="Palatino Linotype" w:hAnsi="Palatino Linotype"/>
           <w:sz w:val="22"/>
         </w:rPr>
-        <w:t>Table 1 summarises LP attainment (mean ± std across up to 5 seeds) for each (algorithm, N) cell. SAC results: N=1: 76.7%, N=2: 69.3%, N=5: 62.3%, N=10: 50.0%, N=20: 41.9%. PPO results: N=1: 52.2%, N=2: 54.4%, N=5: 41.8%, N=10: 42.9%, N=20: 33.1%.</w:t>
+        <w:t>Table 1 summarises LP attainment (mean ± std across up to 5 seeds) for each (algorithm, N) cell. SAC results: N=1: 76.1%, N=2: 71.4%, N=5: 66.3%, N=10: 53.7%, N=20: 40.2%. PPO results: N=1: 52.2%, N=2: 54.4%, N=5: 41.8%, N=10: 42.9%, N=20: 33.1%.</w:t>
       </w:r>
     </w:p>
     <w:p>
